--- a/public/CONCEPTION DE L'APP WEB.docx
+++ b/public/CONCEPTION DE L'APP WEB.docx
@@ -18,7 +18,7 @@
           <w:sz w:val="40"/>
           <w:szCs w:val="40"/>
         </w:rPr>
-        <w:t xml:space="preserve"> Conception et implémentation d’une plateforme de génération, gestion et partage de cartes de visite numériques et physiques </w:t>
+        <w:t xml:space="preserve"> Conception et implémentation d’une plateforme de génération, gestion et partage de cartes de visite numériques</w:t>
       </w:r>
     </w:p>
     <w:p>
@@ -168,7 +168,7 @@
           <w:sz w:val="24"/>
           <w:szCs w:val="24"/>
         </w:rPr>
-        <w:t>création de modèles physiques et virtuels</w:t>
+        <w:t>création de modèles virtuels</w:t>
       </w:r>
       <w:r>
         <w:rPr>
@@ -746,7 +746,6 @@
         </w:rPr>
         <w:t>/galler</w:t>
       </w:r>
-      <w:proofErr w:type="spellStart"/>
       <w:r>
         <w:rPr>
           <w:rStyle w:val="CodeHTML"/>
@@ -754,7 +753,6 @@
         </w:rPr>
         <w:t>ie</w:t>
       </w:r>
-      <w:proofErr w:type="spellEnd"/>
       <w:r>
         <w:rPr>
           <w:rStyle w:val="CodeHTML"/>
@@ -902,16 +900,8 @@
         <w:rPr>
           <w:lang w:val="fr-FR"/>
         </w:rPr>
-        <w:t xml:space="preserve"> </w:t>
-      </w:r>
-      <w:proofErr w:type="spellStart"/>
-      <w:r>
-        <w:rPr>
-          <w:lang w:val="fr-FR"/>
-        </w:rPr>
-        <w:t>etc</w:t>
-      </w:r>
-      <w:proofErr w:type="spellEnd"/>
+        <w:t xml:space="preserve"> etc</w:t>
+      </w:r>
       <w:r>
         <w:t>)</w:t>
       </w:r>
@@ -6483,29 +6473,13 @@
         <w:rPr>
           <w:lang w:val="fr-FR"/>
         </w:rPr>
-        <w:t xml:space="preserve">Pouvoir visualiser le profile ou la carte </w:t>
-      </w:r>
-      <w:proofErr w:type="spellStart"/>
-      <w:proofErr w:type="gramStart"/>
-      <w:r>
-        <w:rPr>
-          <w:lang w:val="fr-FR"/>
-        </w:rPr>
-        <w:t xml:space="preserve">elle  </w:t>
-      </w:r>
-      <w:r>
-        <w:rPr>
-          <w:lang w:val="fr-FR"/>
-        </w:rPr>
-        <w:t>même</w:t>
-      </w:r>
-      <w:proofErr w:type="spellEnd"/>
-      <w:proofErr w:type="gramEnd"/>
-      <w:r>
-        <w:rPr>
-          <w:lang w:val="fr-FR"/>
-        </w:rPr>
-        <w:t xml:space="preserve"> </w:t>
+        <w:t xml:space="preserve">Pouvoir visualiser le profile ou la carte elle  </w:t>
+      </w:r>
+      <w:r>
+        <w:rPr>
+          <w:lang w:val="fr-FR"/>
+        </w:rPr>
+        <w:t xml:space="preserve">même </w:t>
       </w:r>
       <w:r>
         <w:rPr>
@@ -6523,13 +6497,54 @@
           <w:lang w:val="fr-FR"/>
         </w:rPr>
       </w:pPr>
-      <w:r>
-        <w:rPr>
-          <w:rFonts w:ascii="Times New Roman" w:eastAsia="Times New Roman" w:hAnsi="Times New Roman" w:cs="Times New Roman"/>
-          <w:sz w:val="24"/>
-          <w:szCs w:val="24"/>
-          <w:lang w:val="fr-FR"/>
-        </w:rPr>
+    </w:p>
+    <w:p>
+      <w:pPr>
+        <w:rPr>
+          <w:rFonts w:ascii="Times New Roman" w:eastAsia="Times New Roman" w:hAnsi="Times New Roman" w:cs="Times New Roman"/>
+          <w:sz w:val="24"/>
+          <w:szCs w:val="24"/>
+          <w:lang w:val="fr-FR"/>
+        </w:rPr>
+      </w:pPr>
+    </w:p>
+    <w:p>
+      <w:pPr>
+        <w:rPr>
+          <w:rFonts w:ascii="Times New Roman" w:eastAsia="Times New Roman" w:hAnsi="Times New Roman" w:cs="Times New Roman"/>
+          <w:sz w:val="24"/>
+          <w:szCs w:val="24"/>
+          <w:lang w:val="fr-FR"/>
+        </w:rPr>
+      </w:pPr>
+    </w:p>
+    <w:p>
+      <w:pPr>
+        <w:rPr>
+          <w:rFonts w:ascii="Times New Roman" w:eastAsia="Times New Roman" w:hAnsi="Times New Roman" w:cs="Times New Roman"/>
+          <w:sz w:val="24"/>
+          <w:szCs w:val="24"/>
+          <w:lang w:val="fr-FR"/>
+        </w:rPr>
+      </w:pPr>
+    </w:p>
+    <w:p>
+      <w:pPr>
+        <w:rPr>
+          <w:rFonts w:ascii="Times New Roman" w:eastAsia="Times New Roman" w:hAnsi="Times New Roman" w:cs="Times New Roman"/>
+          <w:sz w:val="24"/>
+          <w:szCs w:val="24"/>
+          <w:lang w:val="fr-FR"/>
+        </w:rPr>
+      </w:pPr>
+      <w:r>
+        <w:rPr>
+          <w:rFonts w:ascii="Times New Roman" w:eastAsia="Times New Roman" w:hAnsi="Times New Roman" w:cs="Times New Roman"/>
+          <w:sz w:val="24"/>
+          <w:szCs w:val="24"/>
+          <w:lang w:val="fr-FR"/>
+        </w:rPr>
+        <w:lastRenderedPageBreak/>
         <w:t>┌─────────────────────────────────────────────┐</w:t>
       </w:r>
     </w:p>
@@ -6542,25 +6557,14 @@
           <w:lang w:val="fr-FR"/>
         </w:rPr>
       </w:pPr>
-      <w:proofErr w:type="gramStart"/>
-      <w:r>
-        <w:rPr>
-          <w:rFonts w:ascii="Times New Roman" w:eastAsia="Times New Roman" w:hAnsi="Times New Roman" w:cs="Times New Roman"/>
-          <w:sz w:val="24"/>
-          <w:szCs w:val="24"/>
-          <w:lang w:val="fr-FR"/>
-        </w:rPr>
-        <w:t>│  Cartes</w:t>
-      </w:r>
-      <w:proofErr w:type="gramEnd"/>
-      <w:r>
-        <w:rPr>
-          <w:rFonts w:ascii="Times New Roman" w:eastAsia="Times New Roman" w:hAnsi="Times New Roman" w:cs="Times New Roman"/>
-          <w:sz w:val="24"/>
-          <w:szCs w:val="24"/>
-          <w:lang w:val="fr-FR"/>
-        </w:rPr>
-        <w:t xml:space="preserve"> signalées                          </w:t>
+      <w:r>
+        <w:rPr>
+          <w:rFonts w:ascii="Times New Roman" w:eastAsia="Times New Roman" w:hAnsi="Times New Roman" w:cs="Times New Roman"/>
+          <w:sz w:val="24"/>
+          <w:szCs w:val="24"/>
+          <w:lang w:val="fr-FR"/>
+        </w:rPr>
+        <w:t xml:space="preserve">│  Cartes signalées                          </w:t>
       </w:r>
       <w:r>
         <w:rPr>
@@ -6609,7 +6613,6 @@
           <w:lang w:val="fr-FR"/>
         </w:rPr>
       </w:pPr>
-      <w:proofErr w:type="gramStart"/>
       <w:r>
         <w:rPr>
           <w:rFonts w:ascii="Times New Roman" w:eastAsia="Times New Roman" w:hAnsi="Times New Roman" w:cs="Times New Roman"/>
@@ -6628,7 +6631,6 @@
         </w:rPr>
         <w:t>📋</w:t>
       </w:r>
-      <w:proofErr w:type="gramEnd"/>
       <w:r>
         <w:rPr>
           <w:rFonts w:ascii="Times New Roman" w:eastAsia="Times New Roman" w:hAnsi="Times New Roman" w:cs="Times New Roman"/>
@@ -6673,7 +6675,6 @@
           <w:szCs w:val="24"/>
           <w:lang w:val="fr-FR"/>
         </w:rPr>
-        <w:lastRenderedPageBreak/>
         <w:t xml:space="preserve">│     Signalée par : 3 utilisateurs         </w:t>
       </w:r>
       <w:r>
@@ -6822,19 +6823,8 @@
           <w:szCs w:val="24"/>
           <w:lang w:val="fr-FR"/>
         </w:rPr>
-        <w:t xml:space="preserve">│  </w:t>
-      </w:r>
-      <w:proofErr w:type="gramStart"/>
-      <w:r>
-        <w:rPr>
-          <w:rFonts w:ascii="Times New Roman" w:eastAsia="Times New Roman" w:hAnsi="Times New Roman" w:cs="Times New Roman"/>
-          <w:sz w:val="24"/>
-          <w:szCs w:val="24"/>
-          <w:lang w:val="fr-FR"/>
-        </w:rPr>
-        <w:t xml:space="preserve">   [</w:t>
-      </w:r>
-      <w:proofErr w:type="gramEnd"/>
+        <w:t>│     [</w:t>
+      </w:r>
       <w:r>
         <w:rPr>
           <w:rFonts w:ascii="Segoe UI Emoji" w:eastAsia="Times New Roman" w:hAnsi="Segoe UI Emoji" w:cs="Segoe UI Emoji"/>
@@ -6964,7 +6954,6 @@
           <w:lang w:val="fr-FR"/>
         </w:rPr>
       </w:pPr>
-      <w:proofErr w:type="gramStart"/>
       <w:r>
         <w:rPr>
           <w:rFonts w:ascii="Times New Roman" w:eastAsia="Times New Roman" w:hAnsi="Times New Roman" w:cs="Times New Roman"/>
@@ -6983,7 +6972,6 @@
         </w:rPr>
         <w:t>📋</w:t>
       </w:r>
-      <w:proofErr w:type="gramEnd"/>
       <w:r>
         <w:rPr>
           <w:rFonts w:ascii="Times New Roman" w:eastAsia="Times New Roman" w:hAnsi="Times New Roman" w:cs="Times New Roman"/>
@@ -7222,19 +7210,8 @@
           <w:szCs w:val="24"/>
           <w:lang w:val="fr-FR"/>
         </w:rPr>
-        <w:t xml:space="preserve">│  </w:t>
-      </w:r>
-      <w:proofErr w:type="gramStart"/>
-      <w:r>
-        <w:rPr>
-          <w:rFonts w:ascii="Times New Roman" w:eastAsia="Times New Roman" w:hAnsi="Times New Roman" w:cs="Times New Roman"/>
-          <w:sz w:val="24"/>
-          <w:szCs w:val="24"/>
-          <w:lang w:val="fr-FR"/>
-        </w:rPr>
-        <w:t xml:space="preserve">   [</w:t>
-      </w:r>
-      <w:proofErr w:type="gramEnd"/>
+        <w:t>│     [</w:t>
+      </w:r>
       <w:r>
         <w:rPr>
           <w:rFonts w:ascii="Segoe UI Emoji" w:eastAsia="Times New Roman" w:hAnsi="Segoe UI Emoji" w:cs="Segoe UI Emoji"/>
